--- a/lessons/6-15-group2/homework.docx
+++ b/lessons/6-15-group2/homework.docx
@@ -115,7 +115,7 @@
           <wp:inline distT="0" distB="0" distL="0" distR="0">
             <wp:extent cx="1047750" cy="790575"/>
             <wp:effectExtent t="0" r="0" b="0" l="0"/>
-            <wp:docPr id="1" name="" descr="" title=""/>
+            <wp:docPr id="1" name="Like Terms" descr="Picture illustrating the vocabulary word &quot;Like Terms&quot;" title="Like Terms"/>
             <wp:cNvGraphicFramePr>
               <a:graphicFrameLocks xmlns:a="http://schemas.openxmlformats.org/drawingml/2006/main" noChangeAspect="1"/>
             </wp:cNvGraphicFramePr>
@@ -161,10 +161,10 @@
           <w:b/>
           <w:bCs/>
         </w:rPr>
-        <w:t xml:space="preserve">Simplify Algebraic Expressions (Simplificar expresiones algebraicas)</w:t>
-      </w:r>
-      <w:r>
-        <w:t xml:space="preserve"> — Rewrite an expression in a shorter equivalent form by combining like terms and using properties.</w:t>
+        <w:t xml:space="preserve">Like Terms (Términos semejantes)</w:t>
+      </w:r>
+      <w:r>
+        <w:t xml:space="preserve"> — Terms with the same letter raised to the same power, like 2x and 5x.</w:t>
       </w:r>
     </w:p>
     <w:p>
@@ -178,7 +178,7 @@
           <wp:inline distT="0" distB="0" distL="0" distR="0">
             <wp:extent cx="1047750" cy="790575"/>
             <wp:effectExtent t="0" r="0" b="0" l="0"/>
-            <wp:docPr id="1" name="" descr="" title=""/>
+            <wp:docPr id="1" name="Combine" descr="Picture illustrating the vocabulary word &quot;Combine&quot;" title="Combine"/>
             <wp:cNvGraphicFramePr>
               <a:graphicFrameLocks xmlns:a="http://schemas.openxmlformats.org/drawingml/2006/main" noChangeAspect="1"/>
             </wp:cNvGraphicFramePr>
@@ -224,10 +224,10 @@
           <w:b/>
           <w:bCs/>
         </w:rPr>
-        <w:t xml:space="preserve">Like Terms (Términos semejantes)</w:t>
-      </w:r>
-      <w:r>
-        <w:t xml:space="preserve"> — Terms with the same letter raised to the same power, like 2x and 5x.</w:t>
+        <w:t xml:space="preserve">Combine (Combinar)</w:t>
+      </w:r>
+      <w:r>
+        <w:t xml:space="preserve"> — To add or subtract terms with the same letter into one.</w:t>
       </w:r>
     </w:p>
     <w:p>
@@ -241,7 +241,7 @@
           <wp:inline distT="0" distB="0" distL="0" distR="0">
             <wp:extent cx="1047750" cy="790575"/>
             <wp:effectExtent t="0" r="0" b="0" l="0"/>
-            <wp:docPr id="1" name="" descr="" title=""/>
+            <wp:docPr id="1" name="Simplify" descr="Picture illustrating the vocabulary word &quot;Simplify&quot;" title="Simplify"/>
             <wp:cNvGraphicFramePr>
               <a:graphicFrameLocks xmlns:a="http://schemas.openxmlformats.org/drawingml/2006/main" noChangeAspect="1"/>
             </wp:cNvGraphicFramePr>
@@ -287,10 +287,10 @@
           <w:b/>
           <w:bCs/>
         </w:rPr>
-        <w:t xml:space="preserve">Combine (Combinar)</w:t>
-      </w:r>
-      <w:r>
-        <w:t xml:space="preserve"> — To add or subtract terms with the same letter into one.</w:t>
+        <w:t xml:space="preserve">Simplify (Simplificar)</w:t>
+      </w:r>
+      <w:r>
+        <w:t xml:space="preserve"> — To rewrite an expression in a shorter form that is still equal to the original.</w:t>
       </w:r>
     </w:p>
     <w:p>
@@ -304,7 +304,7 @@
           <wp:inline distT="0" distB="0" distL="0" distR="0">
             <wp:extent cx="1047750" cy="790575"/>
             <wp:effectExtent t="0" r="0" b="0" l="0"/>
-            <wp:docPr id="1" name="" descr="" title=""/>
+            <wp:docPr id="1" name="Coefficient" descr="Picture illustrating the vocabulary word &quot;Coefficient&quot;" title="Coefficient"/>
             <wp:cNvGraphicFramePr>
               <a:graphicFrameLocks xmlns:a="http://schemas.openxmlformats.org/drawingml/2006/main" noChangeAspect="1"/>
             </wp:cNvGraphicFramePr>
@@ -350,10 +350,10 @@
           <w:b/>
           <w:bCs/>
         </w:rPr>
-        <w:t xml:space="preserve">Simplify (Simplificar)</w:t>
-      </w:r>
-      <w:r>
-        <w:t xml:space="preserve"> — To rewrite an expression in a shorter form that is still equal to the original.</w:t>
+        <w:t xml:space="preserve">Coefficient (Coeficiente)</w:t>
+      </w:r>
+      <w:r>
+        <w:t xml:space="preserve"> — The number in front of a letter, like the 3 in 3x.</w:t>
       </w:r>
     </w:p>
     <w:p>
@@ -367,7 +367,7 @@
           <wp:inline distT="0" distB="0" distL="0" distR="0">
             <wp:extent cx="1047750" cy="790575"/>
             <wp:effectExtent t="0" r="0" b="0" l="0"/>
-            <wp:docPr id="1" name="" descr="" title=""/>
+            <wp:docPr id="1" name="Term" descr="Picture illustrating the vocabulary word &quot;Term&quot;" title="Term"/>
             <wp:cNvGraphicFramePr>
               <a:graphicFrameLocks xmlns:a="http://schemas.openxmlformats.org/drawingml/2006/main" noChangeAspect="1"/>
             </wp:cNvGraphicFramePr>
@@ -413,10 +413,10 @@
           <w:b/>
           <w:bCs/>
         </w:rPr>
-        <w:t xml:space="preserve">Coefficient (Coeficiente)</w:t>
-      </w:r>
-      <w:r>
-        <w:t xml:space="preserve"> — The number in front of a letter, like the 3 in 3x.</w:t>
+        <w:t xml:space="preserve">Term (Término)</w:t>
+      </w:r>
+      <w:r>
+        <w:t xml:space="preserve"> — A single number, variable, or product of them, separated by + or − signs.</w:t>
       </w:r>
     </w:p>
     <w:p>
@@ -430,7 +430,7 @@
           <wp:inline distT="0" distB="0" distL="0" distR="0">
             <wp:extent cx="1047750" cy="790575"/>
             <wp:effectExtent t="0" r="0" b="0" l="0"/>
-            <wp:docPr id="1" name="" descr="" title=""/>
+            <wp:docPr id="1" name="Distributive property" descr="Picture illustrating the vocabulary word &quot;Distributive property&quot;" title="Distributive property"/>
             <wp:cNvGraphicFramePr>
               <a:graphicFrameLocks xmlns:a="http://schemas.openxmlformats.org/drawingml/2006/main" noChangeAspect="1"/>
             </wp:cNvGraphicFramePr>
@@ -476,69 +476,6 @@
           <w:b/>
           <w:bCs/>
         </w:rPr>
-        <w:t xml:space="preserve">Term (Término)</w:t>
-      </w:r>
-      <w:r>
-        <w:t xml:space="preserve"> — A single number, variable, or product of them, separated by + or − signs.</w:t>
-      </w:r>
-    </w:p>
-    <w:p>
-      <w:pPr>
-        <w:keepNext/>
-        <w:spacing w:after="20" w:before="80"/>
-        <w:jc w:val="center"/>
-      </w:pPr>
-      <w:r>
-        <w:drawing>
-          <wp:inline distT="0" distB="0" distL="0" distR="0">
-            <wp:extent cx="1047750" cy="790575"/>
-            <wp:effectExtent t="0" r="0" b="0" l="0"/>
-            <wp:docPr id="1" name="" descr="" title=""/>
-            <wp:cNvGraphicFramePr>
-              <a:graphicFrameLocks xmlns:a="http://schemas.openxmlformats.org/drawingml/2006/main" noChangeAspect="1"/>
-            </wp:cNvGraphicFramePr>
-            <a:graphic xmlns:a="http://schemas.openxmlformats.org/drawingml/2006/main">
-              <a:graphicData uri="http://schemas.openxmlformats.org/drawingml/2006/picture">
-                <pic:pic xmlns:pic="http://schemas.openxmlformats.org/drawingml/2006/picture">
-                  <pic:nvPicPr>
-                    <pic:cNvPr id="0" name="" descr=""/>
-                    <pic:cNvPicPr>
-                      <a:picLocks noChangeAspect="1" noChangeArrowheads="1"/>
-                    </pic:cNvPicPr>
-                  </pic:nvPicPr>
-                  <pic:blipFill>
-                    <a:blip r:embed="rId13" cstate="none"/>
-                    <a:srcRect/>
-                    <a:stretch>
-                      <a:fillRect/>
-                    </a:stretch>
-                  </pic:blipFill>
-                  <pic:spPr bwMode="auto">
-                    <a:xfrm>
-                      <a:off x="0" y="0"/>
-                      <a:ext cx="1047750" cy="790575"/>
-                    </a:xfrm>
-                    <a:prstGeom prst="rect">
-                      <a:avLst/>
-                    </a:prstGeom>
-                  </pic:spPr>
-                </pic:pic>
-              </a:graphicData>
-            </a:graphic>
-          </wp:inline>
-        </w:drawing>
-      </w:r>
-    </w:p>
-    <w:p>
-      <w:pPr>
-        <w:keepNext/>
-        <w:spacing w:after="120"/>
-      </w:pPr>
-      <w:r>
-        <w:rPr>
-          <w:b/>
-          <w:bCs/>
-        </w:rPr>
         <w:t xml:space="preserve">Distributive property (Propiedad distributiva)</w:t>
       </w:r>
       <w:r>
@@ -825,7 +762,7 @@
         <w:spacing w:after="40" w:before="0"/>
       </w:pPr>
       <w:r>
-        <w:t xml:space="preserve">     B. 15x</w:t>
+        <w:t xml:space="preserve">     B. 8x²</w:t>
       </w:r>
     </w:p>
     <w:p>
@@ -833,7 +770,7 @@
         <w:spacing w:after="40" w:before="0"/>
       </w:pPr>
       <w:r>
-        <w:t xml:space="preserve">     C. 8x²</w:t>
+        <w:t xml:space="preserve">     C. 15x</w:t>
       </w:r>
     </w:p>
     <w:p>
@@ -1183,7 +1120,14 @@
 <file path=word/styles.xml><?xml version="1.0" encoding="utf-8"?>
 <w:styles xmlns:mc="http://schemas.openxmlformats.org/markup-compatibility/2006" xmlns:r="http://schemas.openxmlformats.org/officeDocument/2006/relationships" xmlns:w="http://schemas.openxmlformats.org/wordprocessingml/2006/main" xmlns:w14="http://schemas.microsoft.com/office/word/2010/wordml" xmlns:w15="http://schemas.microsoft.com/office/word/2012/wordml" mc:Ignorable="w14 w15">
   <w:docDefaults>
-    <w:rPrDefault/>
+    <w:rPrDefault>
+      <w:rPr>
+        <w:rFonts w:ascii="Arial" w:cs="Arial" w:eastAsia="Arial" w:hAnsi="Arial"/>
+        <w:sz w:val="22"/>
+        <w:szCs w:val="22"/>
+        <w:lang w:val="en-US"/>
+      </w:rPr>
+    </w:rPrDefault>
     <w:pPrDefault/>
   </w:docDefaults>
   <w:style w:type="paragraph" w:styleId="Title">
@@ -1201,10 +1145,16 @@
     <w:basedOn w:val="Normal"/>
     <w:next w:val="Normal"/>
     <w:qFormat/>
-    <w:rPr>
-      <w:color w:val="2E74B5"/>
-      <w:sz w:val="32"/>
-      <w:szCs w:val="32"/>
+    <w:pPr>
+      <w:keepNext/>
+    </w:pPr>
+    <w:rPr>
+      <w:rFonts w:ascii="Arial" w:cs="Arial" w:eastAsia="Arial" w:hAnsi="Arial"/>
+      <w:b/>
+      <w:bCs/>
+      <w:color w:val="183E56"/>
+      <w:sz w:val="34"/>
+      <w:szCs w:val="34"/>
     </w:rPr>
   </w:style>
   <w:style w:type="paragraph" w:styleId="Heading2">
@@ -1212,8 +1162,14 @@
     <w:basedOn w:val="Normal"/>
     <w:next w:val="Normal"/>
     <w:qFormat/>
-    <w:rPr>
-      <w:color w:val="2E74B5"/>
+    <w:pPr>
+      <w:keepNext/>
+    </w:pPr>
+    <w:rPr>
+      <w:rFonts w:ascii="Arial" w:cs="Arial" w:eastAsia="Arial" w:hAnsi="Arial"/>
+      <w:b/>
+      <w:bCs/>
+      <w:color w:val="176B70"/>
       <w:sz w:val="26"/>
       <w:szCs w:val="26"/>
     </w:rPr>

--- a/lessons/6-15-group2/homework.docx
+++ b/lessons/6-15-group2/homework.docx
@@ -792,148 +792,6 @@
         <w:t xml:space="preserve">______________________________________________________________________</w:t>
       </w:r>
     </w:p>
-    <w:p>
-      <w:r>
-        <w:br w:type="page"/>
-      </w:r>
-    </w:p>
-    <w:p>
-      <w:pPr>
-        <w:pStyle w:val="Heading1"/>
-        <w:spacing w:after="120"/>
-      </w:pPr>
-      <w:r>
-        <w:rPr>
-          <w:b/>
-          <w:bCs/>
-        </w:rPr>
-        <w:t xml:space="preserve">Answer Key (Teacher)</w:t>
-      </w:r>
-    </w:p>
-    <w:p>
-      <w:pPr>
-        <w:spacing w:after="40" w:before="0"/>
-      </w:pPr>
-      <w:r>
-        <w:rPr>
-          <w:b/>
-          <w:bCs/>
-        </w:rPr>
-        <w:t xml:space="preserve">1. Spot the Mistake — Swept-Up Constant</w:t>
-      </w:r>
-    </w:p>
-    <w:p>
-      <w:pPr>
-        <w:spacing w:after="20" w:before="0"/>
-      </w:pPr>
-      <w:r>
-        <w:t xml:space="preserve">     The mistake is in Step 2.</w:t>
-      </w:r>
-    </w:p>
-    <w:p>
-      <w:pPr>
-        <w:spacing w:after="20" w:before="0"/>
-      </w:pPr>
-      <w:r>
-        <w:t xml:space="preserve">     Correct work: The 4 is a constant with no variable, so it cannot be combined with the x-terms. Combine only the like terms: 6x + 2x = 8x, and the 4 stays on its own. The correct simplified expression is 8x + 4. (Check: at x = 1, 6x + 4 + 2x = 6 + 4 + 2 = 12, and 8x + 4 = 12, but 12x = 12 only by accident — at x = 2 it gives 24 instead of the true 20.)</w:t>
-      </w:r>
-    </w:p>
-    <w:p>
-      <w:pPr>
-        <w:spacing w:after="80" w:before="0"/>
-      </w:pPr>
-      <w:r>
-        <w:t xml:space="preserve">     Watch for: The Combine step swept the constant 4 in with the coefficients 6 and 2, but 4 has no variable, so it is not a like term. Only 6x + 2x = 8x combine, and the 4 stays on its own, giving 8x + 4 — at x = 2 that is 20, while 12x would give 24.</w:t>
-      </w:r>
-    </w:p>
-    <w:p>
-      <w:pPr>
-        <w:spacing w:after="40" w:before="0"/>
-      </w:pPr>
-      <w:r>
-        <w:rPr>
-          <w:b/>
-          <w:bCs/>
-        </w:rPr>
-        <w:t xml:space="preserve">2. Find the Simplification Error</w:t>
-      </w:r>
-    </w:p>
-    <w:p>
-      <w:pPr>
-        <w:spacing w:after="20" w:before="0"/>
-      </w:pPr>
-      <w:r>
-        <w:t xml:space="preserve">     The mistake is in Step 3.</w:t>
-      </w:r>
-    </w:p>
-    <w:p>
-      <w:pPr>
-        <w:spacing w:after="20" w:before="0"/>
-      </w:pPr>
-      <w:r>
-        <w:t xml:space="preserve">     Correct work: 5x + 4x = 9x (like terms). 2y stays separate (no other y-term). The constant 3 stays. Correct answer: 9x + 2y + 3. You cannot combine x-terms and y-terms into xy.</w:t>
-      </w:r>
-    </w:p>
-    <w:p>
-      <w:pPr>
-        <w:spacing w:after="80" w:before="0"/>
-      </w:pPr>
-      <w:r>
-        <w:t xml:space="preserve">     Watch for: The Simplify step merged the x-terms and the y-term into 11xy, but terms with different variables can never be combined. Only 5x + 4x = 9x are like terms; 2y and the constant 3 each stand alone, so the expression simplifies to 9x + 2y + 3.</w:t>
-      </w:r>
-    </w:p>
-    <w:p>
-      <w:pPr>
-        <w:spacing w:after="40" w:before="0"/>
-      </w:pPr>
-      <w:r>
-        <w:rPr>
-          <w:b/>
-          <w:bCs/>
-        </w:rPr>
-        <w:t xml:space="preserve">3. Open response — answers will vary.</w:t>
-      </w:r>
-    </w:p>
-    <w:p>
-      <w:pPr>
-        <w:spacing w:after="80" w:before="0"/>
-      </w:pPr>
-      <w:r>
-        <w:t xml:space="preserve">     Look for key words: like terms, combine, coefficient, add, variable, error, simplify.</w:t>
-      </w:r>
-    </w:p>
-    <w:p>
-      <w:pPr>
-        <w:spacing w:after="40" w:before="0"/>
-      </w:pPr>
-      <w:r>
-        <w:rPr>
-          <w:b/>
-          <w:bCs/>
-        </w:rPr>
-        <w:t xml:space="preserve">4. A. 8x</w:t>
-      </w:r>
-    </w:p>
-    <w:p>
-      <w:pPr>
-        <w:spacing w:after="20" w:before="0"/>
-      </w:pPr>
-      <w:r>
-        <w:t xml:space="preserve">     3x and 5x are like terms, so add the coefficients: 3 + 5 = 8. The variable x stays, giving 8x.</w:t>
-      </w:r>
-    </w:p>
-    <w:p>
-      <w:pPr>
-        <w:spacing w:after="80" w:before="0"/>
-      </w:pPr>
-      <w:r>
-        <w:rPr>
-          <w:i/>
-          <w:iCs/>
-        </w:rPr>
-        <w:t xml:space="preserve">     Watch for: A common mistake in Simplify Algebraic Expressions is sweeping a constant into the variable terms — for example, simplifying 6x + 4 + 2x as 12x by adding all three numbers (6 + 4 + 2 = 12) instead of recognizing that 4 has no variable and cannot combine with 6x and 2x. The correct simplified expression is 8x + 4 (combine 6x + 2x = 8x, and let the 4 stay on its own). Before you submit, check that every term you combined has the exact same variable part.</w:t>
-      </w:r>
-    </w:p>
     <w:sectPr>
       <w:pgSz w:w="11906" w:h="16838" w:orient="portrait"/>
       <w:pgMar w:top="720" w:right="900" w:bottom="720" w:left="900" w:header="708" w:footer="708" w:gutter="0"/>
